--- a/materialien/Welt6_Zeitmaschine/5_Loesungen/KR_W6_Probeklausur_eA_EH.docx
+++ b/materialien/Welt6_Zeitmaschine/5_Loesungen/KR_W6_Probeklausur_eA_EH.docx
@@ -5500,25 +5500,7 @@
                 <w:color w:val="1B1B1F"/>
                 <w:sz w:val="19"/>
               </w:rPr>
-              <w:t xml:space="preserve"> statt </w:t>
-            </w:r>
-            <w:r>
-              <w:rPr>
-                <w:rFonts w:ascii="Consolas" w:hAnsi="Consolas" w:cs="Consolas" w:eastAsia="Consolas"/>
-                <w:i w:val="0"/>
-                <w:color w:val="1B1B1F"/>
-                <w:sz w:val="19"/>
-              </w:rPr>
-              <w:t>DYLNC HPXCO</w:t>
-            </w:r>
-            <w:r>
-              <w:rPr>
-                <w:rFonts w:ascii="Calibri" w:hAnsi="Calibri" w:cs="Calibri" w:eastAsia="Calibri"/>
-                <w:i w:val="0"/>
-                <w:color w:val="1B1B1F"/>
-                <w:sz w:val="19"/>
-              </w:rPr>
-              <w:t xml:space="preserve"> (bereits das erste Zeichen F ≠ D genügt als Gegenbeispiel)</w:t>
+              <w:t xml:space="preserve"> statt DYLNC HPXCO (Abbildung 1) (bereits das erste Zeichen F ≠ D genügt als Gegenbeispiel)</w:t>
             </w:r>
           </w:p>
         </w:tc>
